--- a/kcylog/kcylog-ui/public/nbspb.docx
+++ b/kcylog/kcylog-ui/public/nbspb.docx
@@ -197,12 +197,21 @@
             </w:pPr>
             <w:r>
               <w:rPr>
-                <w:rFonts w:hint="eastAsia"/>
-                <w:sz w:val="23"/>
-                <w:szCs w:val="23"/>
-                <w:lang w:val="en-US" w:eastAsia="zh-CN"/>
-              </w:rPr>
-              <w:t>分公司日常服务类项目（</w:t>
+                <w:rFonts w:hint="default"/>
+                <w:sz w:val="23"/>
+                <w:szCs w:val="23"/>
+                <w:lang w:val="en-US" w:eastAsia="zh-CN"/>
+              </w:rPr>
+              <w:t>{rcxmlx}</w:t>
+            </w:r>
+            <w:r>
+              <w:rPr>
+                <w:rFonts w:hint="eastAsia"/>
+                <w:sz w:val="23"/>
+                <w:szCs w:val="23"/>
+                <w:lang w:val="en-US" w:eastAsia="zh-CN"/>
+              </w:rPr>
+              <w:t>（</w:t>
             </w:r>
             <w:r>
               <w:rPr>
@@ -222,8 +231,6 @@
               </w:rPr>
               <w:t>至</w:t>
             </w:r>
-            <w:bookmarkStart w:id="1" w:name="_GoBack"/>
-            <w:bookmarkEnd w:id="1"/>
             <w:r>
               <w:rPr>
                 <w:rFonts w:hint="default"/>
@@ -642,12 +649,23 @@
             </w:pPr>
             <w:r>
               <w:rPr>
-                <w:rFonts w:hint="eastAsia"/>
-                <w:sz w:val="23"/>
-                <w:szCs w:val="23"/>
-                <w:lang w:val="en-US" w:eastAsia="zh-CN"/>
-              </w:rPr>
-              <w:t>高诚伟、陈明强、黄秋锋、锜小芳、张宾</w:t>
+                <w:rFonts w:hint="default"/>
+                <w:sz w:val="23"/>
+                <w:szCs w:val="23"/>
+                <w:lang w:val="en-US" w:eastAsia="zh-CN"/>
+              </w:rPr>
+              <w:t>{jbr</w:t>
+            </w:r>
+            <w:bookmarkStart w:id="1" w:name="_GoBack"/>
+            <w:bookmarkEnd w:id="1"/>
+            <w:r>
+              <w:rPr>
+                <w:rFonts w:hint="default"/>
+                <w:sz w:val="23"/>
+                <w:szCs w:val="23"/>
+                <w:lang w:val="en-US" w:eastAsia="zh-CN"/>
+              </w:rPr>
+              <w:t>}</w:t>
             </w:r>
           </w:p>
         </w:tc>
